--- a/data/outputs/v2/General_Science/SS1.7_Microorganisms/General_Science_Microorganisms_SummaryTable.docx
+++ b/data/outputs/v2/General_Science/SS1.7_Microorganisms/General_Science_Microorganisms_SummaryTable.docx
@@ -38,6 +38,177 @@
           <w:szCs w:val="22"/>
         </w:rPr>
         <w:t xml:space="preserve">Sub-Strand 1.7: Microorganisms — Teacher Reference (Pre-filled)</w:t>
+      </w:r>
+    </w:p>
+    <w:p>
+      <w:pPr>
+        <w:spacing w:after="80" w:before="120"/>
+      </w:pPr>
+      <w:r>
+        <w:rPr>
+          <w:rFonts w:ascii="Arial" w:cs="Arial" w:eastAsia="Arial" w:hAnsi="Arial"/>
+          <w:b/>
+          <w:bCs/>
+          <w:color w:val="1F3864"/>
+          <w:sz w:val="20"/>
+          <w:szCs w:val="20"/>
+        </w:rPr>
+        <w:t xml:space="preserve">ATTRIBUTION AND LICENSING</w:t>
+      </w:r>
+    </w:p>
+    <w:p>
+      <w:pPr>
+        <w:spacing w:after="60" w:before="0"/>
+      </w:pPr>
+      <w:r>
+        <w:rPr>
+          <w:rFonts w:ascii="Arial" w:cs="Arial" w:eastAsia="Arial" w:hAnsi="Arial"/>
+          <w:b/>
+          <w:bCs/>
+          <w:sz w:val="17"/>
+          <w:szCs w:val="17"/>
+        </w:rPr>
+        <w:t xml:space="preserve">Curriculum Alignment: </w:t>
+      </w:r>
+      <w:r>
+        <w:rPr>
+          <w:rFonts w:ascii="Arial" w:cs="Arial" w:eastAsia="Arial" w:hAnsi="Arial"/>
+          <w:sz w:val="17"/>
+          <w:szCs w:val="17"/>
+        </w:rPr>
+        <w:t xml:space="preserve">Structured in pedagogical alignment with the competence-based curriculum format and learning outcomes established by the Kenya Institute of Curriculum Development (KICD). This material is independently developed and is not officially endorsed or published by KICD.</w:t>
+      </w:r>
+    </w:p>
+    <w:p>
+      <w:pPr>
+        <w:spacing w:after="60" w:before="0"/>
+      </w:pPr>
+      <w:r>
+        <w:rPr>
+          <w:rFonts w:ascii="Arial" w:cs="Arial" w:eastAsia="Arial" w:hAnsi="Arial"/>
+          <w:b/>
+          <w:bCs/>
+          <w:sz w:val="17"/>
+          <w:szCs w:val="17"/>
+        </w:rPr>
+        <w:t xml:space="preserve">Content &amp; Pedagogy: </w:t>
+      </w:r>
+      <w:r>
+        <w:rPr>
+          <w:rFonts w:ascii="Arial" w:cs="Arial" w:eastAsia="Arial" w:hAnsi="Arial"/>
+          <w:sz w:val="17"/>
+          <w:szCs w:val="17"/>
+        </w:rPr>
+        <w:t xml:space="preserve">Developed and adapted by the educator team at SeaVuria (registered 501(c)(3) in the United States and registered NGO in Kenya, No. 872-850A-BF11), who designed the pedagogical framework, lesson templates and exemplar lessons on which this material is based.</w:t>
+      </w:r>
+    </w:p>
+    <w:p>
+      <w:pPr>
+        <w:spacing w:after="60" w:before="0"/>
+      </w:pPr>
+      <w:r>
+        <w:rPr>
+          <w:rFonts w:ascii="Arial" w:cs="Arial" w:eastAsia="Arial" w:hAnsi="Arial"/>
+          <w:b/>
+          <w:bCs/>
+          <w:sz w:val="17"/>
+          <w:szCs w:val="17"/>
+        </w:rPr>
+        <w:t xml:space="preserve">Production &amp; Layout: </w:t>
+      </w:r>
+      <w:r>
+        <w:rPr>
+          <w:rFonts w:ascii="Arial" w:cs="Arial" w:eastAsia="Arial" w:hAnsi="Arial"/>
+          <w:sz w:val="17"/>
+          <w:szCs w:val="17"/>
+        </w:rPr>
+        <w:t xml:space="preserve">Educational design and curriculum sequencing by SeaVuria. Technical layout, structural formatting, and digital optimization/implementation executed in partnership with ARES Education (registered 501(c)(3) in the United States and Canada (as Afretech Aid) and registered NGO in Kenya), with lesson drafting and compilation assisted by AI (Claude, Anthropic).</w:t>
+      </w:r>
+    </w:p>
+    <w:p>
+      <w:pPr>
+        <w:pBdr>
+          <w:bottom w:val="single" w:color="1F3864" w:sz="6" w:space="6"/>
+        </w:pBdr>
+        <w:spacing w:after="60" w:before="0"/>
+      </w:pPr>
+      <w:r>
+        <w:rPr>
+          <w:rFonts w:ascii="Arial" w:cs="Arial" w:eastAsia="Arial" w:hAnsi="Arial"/>
+          <w:b/>
+          <w:bCs/>
+          <w:sz w:val="17"/>
+          <w:szCs w:val="17"/>
+        </w:rPr>
+        <w:t xml:space="preserve">Licensing &amp; Copyright: </w:t>
+      </w:r>
+      <w:r>
+        <w:rPr>
+          <w:rFonts w:ascii="Arial" w:cs="Arial" w:eastAsia="Arial" w:hAnsi="Arial"/>
+          <w:sz w:val="17"/>
+          <w:szCs w:val="17"/>
+        </w:rPr>
+        <w:t xml:space="preserve">© 2026 SeaVuria and ARES. This work is licensed under a </w:t>
+      </w:r>
+      <w:hyperlink w:history="1" r:id="rIdujs9chbojz3_oytyc9yhx">
+        <w:r>
+          <w:rPr>
+            <w:rFonts w:ascii="Arial" w:cs="Arial" w:eastAsia="Arial" w:hAnsi="Arial"/>
+            <w:color w:val="1F6B75"/>
+            <w:sz w:val="17"/>
+            <w:szCs w:val="17"/>
+            <w:u w:val="single" w:color="1F6B75"/>
+          </w:rPr>
+          <w:t xml:space="preserve">Creative Commons Attribution-NonCommercial 4.0 International License</w:t>
+        </w:r>
+      </w:hyperlink>
+      <w:r>
+        <w:rPr>
+          <w:rFonts w:ascii="Arial" w:cs="Arial" w:eastAsia="Arial" w:hAnsi="Arial"/>
+          <w:sz w:val="17"/>
+          <w:szCs w:val="17"/>
+        </w:rPr>
+        <w:t xml:space="preserve"> (</w:t>
+      </w:r>
+      <w:hyperlink w:history="1" r:id="rId8qogpkrc6ahrqhrk99fsf">
+        <w:r>
+          <w:rPr>
+            <w:rFonts w:ascii="Arial" w:cs="Arial" w:eastAsia="Arial" w:hAnsi="Arial"/>
+            <w:color w:val="1F6B75"/>
+            <w:sz w:val="17"/>
+            <w:szCs w:val="17"/>
+            <w:u w:val="single" w:color="1F6B75"/>
+          </w:rPr>
+          <w:t xml:space="preserve">CC BY-NC 4.0</w:t>
+        </w:r>
+      </w:hyperlink>
+      <w:r>
+        <w:rPr>
+          <w:rFonts w:ascii="Arial" w:cs="Arial" w:eastAsia="Arial" w:hAnsi="Arial"/>
+          <w:sz w:val="17"/>
+          <w:szCs w:val="17"/>
+        </w:rPr>
+        <w:t xml:space="preserve">). To view a copy of this license, visit </w:t>
+      </w:r>
+      <w:hyperlink w:history="1" r:id="rIdqglpoaqvd8fdxicoyyhac">
+        <w:r>
+          <w:rPr>
+            <w:rFonts w:ascii="Arial" w:cs="Arial" w:eastAsia="Arial" w:hAnsi="Arial"/>
+            <w:color w:val="1F6B75"/>
+            <w:sz w:val="17"/>
+            <w:szCs w:val="17"/>
+            <w:u w:val="single" w:color="1F6B75"/>
+          </w:rPr>
+          <w:t xml:space="preserve">https://creativecommons.org/licenses/by-nc/4.0/</w:t>
+        </w:r>
+      </w:hyperlink>
+      <w:r>
+        <w:rPr>
+          <w:rFonts w:ascii="Arial" w:cs="Arial" w:eastAsia="Arial" w:hAnsi="Arial"/>
+          <w:sz w:val="17"/>
+          <w:szCs w:val="17"/>
+        </w:rPr>
+        <w:t xml:space="preserve">. You are free to copy, redistribute, and adapt this material in any medium or format, provided appropriate credit is given and the material is not used for commercial purposes. KICD learning outcomes and curriculum designations reproduced here for alignment purposes remain the property of KICD and are not covered by this license. Linked external resources (e.g. CK-12, Khan Academy, PhET) are subject to their own licenses.</w:t>
       </w:r>
     </w:p>
     <w:p>

--- a/data/outputs/v2/General_Science/SS1.7_Microorganisms/General_Science_Microorganisms_SummaryTable.docx
+++ b/data/outputs/v2/General_Science/SS1.7_Microorganisms/General_Science_Microorganisms_SummaryTable.docx
@@ -38,177 +38,6 @@
           <w:szCs w:val="22"/>
         </w:rPr>
         <w:t xml:space="preserve">Sub-Strand 1.7: Microorganisms — Teacher Reference (Pre-filled)</w:t>
-      </w:r>
-    </w:p>
-    <w:p>
-      <w:pPr>
-        <w:spacing w:after="80" w:before="120"/>
-      </w:pPr>
-      <w:r>
-        <w:rPr>
-          <w:rFonts w:ascii="Arial" w:cs="Arial" w:eastAsia="Arial" w:hAnsi="Arial"/>
-          <w:b/>
-          <w:bCs/>
-          <w:color w:val="1F3864"/>
-          <w:sz w:val="20"/>
-          <w:szCs w:val="20"/>
-        </w:rPr>
-        <w:t xml:space="preserve">ATTRIBUTION AND LICENSING</w:t>
-      </w:r>
-    </w:p>
-    <w:p>
-      <w:pPr>
-        <w:spacing w:after="60" w:before="0"/>
-      </w:pPr>
-      <w:r>
-        <w:rPr>
-          <w:rFonts w:ascii="Arial" w:cs="Arial" w:eastAsia="Arial" w:hAnsi="Arial"/>
-          <w:b/>
-          <w:bCs/>
-          <w:sz w:val="17"/>
-          <w:szCs w:val="17"/>
-        </w:rPr>
-        <w:t xml:space="preserve">Curriculum Alignment: </w:t>
-      </w:r>
-      <w:r>
-        <w:rPr>
-          <w:rFonts w:ascii="Arial" w:cs="Arial" w:eastAsia="Arial" w:hAnsi="Arial"/>
-          <w:sz w:val="17"/>
-          <w:szCs w:val="17"/>
-        </w:rPr>
-        <w:t xml:space="preserve">Structured in pedagogical alignment with the competence-based curriculum format and learning outcomes established by the Kenya Institute of Curriculum Development (KICD). This material is independently developed and is not officially endorsed or published by KICD.</w:t>
-      </w:r>
-    </w:p>
-    <w:p>
-      <w:pPr>
-        <w:spacing w:after="60" w:before="0"/>
-      </w:pPr>
-      <w:r>
-        <w:rPr>
-          <w:rFonts w:ascii="Arial" w:cs="Arial" w:eastAsia="Arial" w:hAnsi="Arial"/>
-          <w:b/>
-          <w:bCs/>
-          <w:sz w:val="17"/>
-          <w:szCs w:val="17"/>
-        </w:rPr>
-        <w:t xml:space="preserve">Content &amp; Pedagogy: </w:t>
-      </w:r>
-      <w:r>
-        <w:rPr>
-          <w:rFonts w:ascii="Arial" w:cs="Arial" w:eastAsia="Arial" w:hAnsi="Arial"/>
-          <w:sz w:val="17"/>
-          <w:szCs w:val="17"/>
-        </w:rPr>
-        <w:t xml:space="preserve">Developed and adapted by the educator team at SeaVuria (registered 501(c)(3) in the United States and registered NGO in Kenya, No. 872-850A-BF11), who designed the pedagogical framework, lesson templates and exemplar lessons on which this material is based.</w:t>
-      </w:r>
-    </w:p>
-    <w:p>
-      <w:pPr>
-        <w:spacing w:after="60" w:before="0"/>
-      </w:pPr>
-      <w:r>
-        <w:rPr>
-          <w:rFonts w:ascii="Arial" w:cs="Arial" w:eastAsia="Arial" w:hAnsi="Arial"/>
-          <w:b/>
-          <w:bCs/>
-          <w:sz w:val="17"/>
-          <w:szCs w:val="17"/>
-        </w:rPr>
-        <w:t xml:space="preserve">Production &amp; Layout: </w:t>
-      </w:r>
-      <w:r>
-        <w:rPr>
-          <w:rFonts w:ascii="Arial" w:cs="Arial" w:eastAsia="Arial" w:hAnsi="Arial"/>
-          <w:sz w:val="17"/>
-          <w:szCs w:val="17"/>
-        </w:rPr>
-        <w:t xml:space="preserve">Educational design and curriculum sequencing by SeaVuria. Technical layout, structural formatting, and digital optimization/implementation executed in partnership with ARES Education (registered 501(c)(3) in the United States and Canada (as Afretech Aid) and registered NGO in Kenya), with lesson drafting and compilation assisted by AI (Claude, Anthropic).</w:t>
-      </w:r>
-    </w:p>
-    <w:p>
-      <w:pPr>
-        <w:pBdr>
-          <w:bottom w:val="single" w:color="1F3864" w:sz="6" w:space="6"/>
-        </w:pBdr>
-        <w:spacing w:after="60" w:before="0"/>
-      </w:pPr>
-      <w:r>
-        <w:rPr>
-          <w:rFonts w:ascii="Arial" w:cs="Arial" w:eastAsia="Arial" w:hAnsi="Arial"/>
-          <w:b/>
-          <w:bCs/>
-          <w:sz w:val="17"/>
-          <w:szCs w:val="17"/>
-        </w:rPr>
-        <w:t xml:space="preserve">Licensing &amp; Copyright: </w:t>
-      </w:r>
-      <w:r>
-        <w:rPr>
-          <w:rFonts w:ascii="Arial" w:cs="Arial" w:eastAsia="Arial" w:hAnsi="Arial"/>
-          <w:sz w:val="17"/>
-          <w:szCs w:val="17"/>
-        </w:rPr>
-        <w:t xml:space="preserve">© 2026 SeaVuria and ARES. This work is licensed under a </w:t>
-      </w:r>
-      <w:hyperlink w:history="1" r:id="rIdujs9chbojz3_oytyc9yhx">
-        <w:r>
-          <w:rPr>
-            <w:rFonts w:ascii="Arial" w:cs="Arial" w:eastAsia="Arial" w:hAnsi="Arial"/>
-            <w:color w:val="1F6B75"/>
-            <w:sz w:val="17"/>
-            <w:szCs w:val="17"/>
-            <w:u w:val="single" w:color="1F6B75"/>
-          </w:rPr>
-          <w:t xml:space="preserve">Creative Commons Attribution-NonCommercial 4.0 International License</w:t>
-        </w:r>
-      </w:hyperlink>
-      <w:r>
-        <w:rPr>
-          <w:rFonts w:ascii="Arial" w:cs="Arial" w:eastAsia="Arial" w:hAnsi="Arial"/>
-          <w:sz w:val="17"/>
-          <w:szCs w:val="17"/>
-        </w:rPr>
-        <w:t xml:space="preserve"> (</w:t>
-      </w:r>
-      <w:hyperlink w:history="1" r:id="rId8qogpkrc6ahrqhrk99fsf">
-        <w:r>
-          <w:rPr>
-            <w:rFonts w:ascii="Arial" w:cs="Arial" w:eastAsia="Arial" w:hAnsi="Arial"/>
-            <w:color w:val="1F6B75"/>
-            <w:sz w:val="17"/>
-            <w:szCs w:val="17"/>
-            <w:u w:val="single" w:color="1F6B75"/>
-          </w:rPr>
-          <w:t xml:space="preserve">CC BY-NC 4.0</w:t>
-        </w:r>
-      </w:hyperlink>
-      <w:r>
-        <w:rPr>
-          <w:rFonts w:ascii="Arial" w:cs="Arial" w:eastAsia="Arial" w:hAnsi="Arial"/>
-          <w:sz w:val="17"/>
-          <w:szCs w:val="17"/>
-        </w:rPr>
-        <w:t xml:space="preserve">). To view a copy of this license, visit </w:t>
-      </w:r>
-      <w:hyperlink w:history="1" r:id="rIdqglpoaqvd8fdxicoyyhac">
-        <w:r>
-          <w:rPr>
-            <w:rFonts w:ascii="Arial" w:cs="Arial" w:eastAsia="Arial" w:hAnsi="Arial"/>
-            <w:color w:val="1F6B75"/>
-            <w:sz w:val="17"/>
-            <w:szCs w:val="17"/>
-            <w:u w:val="single" w:color="1F6B75"/>
-          </w:rPr>
-          <w:t xml:space="preserve">https://creativecommons.org/licenses/by-nc/4.0/</w:t>
-        </w:r>
-      </w:hyperlink>
-      <w:r>
-        <w:rPr>
-          <w:rFonts w:ascii="Arial" w:cs="Arial" w:eastAsia="Arial" w:hAnsi="Arial"/>
-          <w:sz w:val="17"/>
-          <w:szCs w:val="17"/>
-        </w:rPr>
-        <w:t xml:space="preserve">. You are free to copy, redistribute, and adapt this material in any medium or format, provided appropriate credit is given and the material is not used for commercial purposes. KICD learning outcomes and curriculum designations reproduced here for alignment purposes remain the property of KICD and are not covered by this license. Linked external resources (e.g. CK-12, Khan Academy, PhET) are subject to their own licenses.</w:t>
       </w:r>
     </w:p>
     <w:p>
@@ -1848,6 +1677,185 @@
         </w:tc>
       </w:tr>
     </w:tbl>
+    <w:p>
+      <w:pPr>
+        <w:spacing w:after="120"/>
+      </w:pPr>
+      <w:r>
+        <w:t xml:space="preserve"/>
+      </w:r>
+    </w:p>
+    <w:p>
+      <w:pPr>
+        <w:spacing w:after="80" w:before="120"/>
+      </w:pPr>
+      <w:r>
+        <w:rPr>
+          <w:rFonts w:ascii="Arial" w:cs="Arial" w:eastAsia="Arial" w:hAnsi="Arial"/>
+          <w:b/>
+          <w:bCs/>
+          <w:color w:val="1F3864"/>
+          <w:sz w:val="20"/>
+          <w:szCs w:val="20"/>
+        </w:rPr>
+        <w:t xml:space="preserve">ATTRIBUTION AND LICENSING</w:t>
+      </w:r>
+    </w:p>
+    <w:p>
+      <w:pPr>
+        <w:spacing w:after="60" w:before="0"/>
+      </w:pPr>
+      <w:r>
+        <w:rPr>
+          <w:rFonts w:ascii="Arial" w:cs="Arial" w:eastAsia="Arial" w:hAnsi="Arial"/>
+          <w:b/>
+          <w:bCs/>
+          <w:sz w:val="17"/>
+          <w:szCs w:val="17"/>
+        </w:rPr>
+        <w:t xml:space="preserve">Curriculum Alignment: </w:t>
+      </w:r>
+      <w:r>
+        <w:rPr>
+          <w:rFonts w:ascii="Arial" w:cs="Arial" w:eastAsia="Arial" w:hAnsi="Arial"/>
+          <w:sz w:val="17"/>
+          <w:szCs w:val="17"/>
+        </w:rPr>
+        <w:t xml:space="preserve">Structured in pedagogical alignment with the competence-based curriculum format and learning outcomes established by the Kenya Institute of Curriculum Development (KICD). This material is independently developed and is not officially endorsed or published by KICD.</w:t>
+      </w:r>
+    </w:p>
+    <w:p>
+      <w:pPr>
+        <w:spacing w:after="60" w:before="0"/>
+      </w:pPr>
+      <w:r>
+        <w:rPr>
+          <w:rFonts w:ascii="Arial" w:cs="Arial" w:eastAsia="Arial" w:hAnsi="Arial"/>
+          <w:b/>
+          <w:bCs/>
+          <w:sz w:val="17"/>
+          <w:szCs w:val="17"/>
+        </w:rPr>
+        <w:t xml:space="preserve">Content &amp; Pedagogy: </w:t>
+      </w:r>
+      <w:r>
+        <w:rPr>
+          <w:rFonts w:ascii="Arial" w:cs="Arial" w:eastAsia="Arial" w:hAnsi="Arial"/>
+          <w:sz w:val="17"/>
+          <w:szCs w:val="17"/>
+        </w:rPr>
+        <w:t xml:space="preserve">Developed and adapted by the educator team at SeaVuria (registered 501(c)(3) in the United States and registered NGO in Kenya, No. 872-850A-BF11), who designed the pedagogical framework, lesson templates and exemplar lessons on which this material is based.</w:t>
+      </w:r>
+    </w:p>
+    <w:p>
+      <w:pPr>
+        <w:spacing w:after="60" w:before="0"/>
+      </w:pPr>
+      <w:r>
+        <w:rPr>
+          <w:rFonts w:ascii="Arial" w:cs="Arial" w:eastAsia="Arial" w:hAnsi="Arial"/>
+          <w:b/>
+          <w:bCs/>
+          <w:sz w:val="17"/>
+          <w:szCs w:val="17"/>
+        </w:rPr>
+        <w:t xml:space="preserve">Production &amp; Layout: </w:t>
+      </w:r>
+      <w:r>
+        <w:rPr>
+          <w:rFonts w:ascii="Arial" w:cs="Arial" w:eastAsia="Arial" w:hAnsi="Arial"/>
+          <w:sz w:val="17"/>
+          <w:szCs w:val="17"/>
+        </w:rPr>
+        <w:t xml:space="preserve">Educational design and curriculum sequencing by SeaVuria. Technical layout, structural formatting, and digital optimization/implementation executed in partnership with ARES Education (registered 501(c)(3) in the United States and Canada (as Afretech Aid) and registered NGO in Kenya), with lesson drafting and compilation assisted by AI (Claude, Anthropic).</w:t>
+      </w:r>
+    </w:p>
+    <w:p>
+      <w:pPr>
+        <w:pBdr>
+          <w:bottom w:val="single" w:color="1F3864" w:sz="6" w:space="6"/>
+        </w:pBdr>
+        <w:spacing w:after="60" w:before="0"/>
+      </w:pPr>
+      <w:r>
+        <w:rPr>
+          <w:rFonts w:ascii="Arial" w:cs="Arial" w:eastAsia="Arial" w:hAnsi="Arial"/>
+          <w:b/>
+          <w:bCs/>
+          <w:sz w:val="17"/>
+          <w:szCs w:val="17"/>
+        </w:rPr>
+        <w:t xml:space="preserve">Licensing &amp; Copyright: </w:t>
+      </w:r>
+      <w:r>
+        <w:rPr>
+          <w:rFonts w:ascii="Arial" w:cs="Arial" w:eastAsia="Arial" w:hAnsi="Arial"/>
+          <w:sz w:val="17"/>
+          <w:szCs w:val="17"/>
+        </w:rPr>
+        <w:t xml:space="preserve">© 2026 SeaVuria and ARES. This work is licensed under a </w:t>
+      </w:r>
+      <w:hyperlink w:history="1" r:id="rIdt5i8sjwc7sdxrbwnxukl0">
+        <w:r>
+          <w:rPr>
+            <w:rFonts w:ascii="Arial" w:cs="Arial" w:eastAsia="Arial" w:hAnsi="Arial"/>
+            <w:color w:val="1F6B75"/>
+            <w:sz w:val="17"/>
+            <w:szCs w:val="17"/>
+            <w:u w:val="single" w:color="1F6B75"/>
+          </w:rPr>
+          <w:t xml:space="preserve">Creative Commons Attribution-NonCommercial 4.0 International License</w:t>
+        </w:r>
+      </w:hyperlink>
+      <w:r>
+        <w:rPr>
+          <w:rFonts w:ascii="Arial" w:cs="Arial" w:eastAsia="Arial" w:hAnsi="Arial"/>
+          <w:sz w:val="17"/>
+          <w:szCs w:val="17"/>
+        </w:rPr>
+        <w:t xml:space="preserve"> (</w:t>
+      </w:r>
+      <w:hyperlink w:history="1" r:id="rId1_mgsg0ijetd_pve-l6gd">
+        <w:r>
+          <w:rPr>
+            <w:rFonts w:ascii="Arial" w:cs="Arial" w:eastAsia="Arial" w:hAnsi="Arial"/>
+            <w:color w:val="1F6B75"/>
+            <w:sz w:val="17"/>
+            <w:szCs w:val="17"/>
+            <w:u w:val="single" w:color="1F6B75"/>
+          </w:rPr>
+          <w:t xml:space="preserve">CC BY-NC 4.0</w:t>
+        </w:r>
+      </w:hyperlink>
+      <w:r>
+        <w:rPr>
+          <w:rFonts w:ascii="Arial" w:cs="Arial" w:eastAsia="Arial" w:hAnsi="Arial"/>
+          <w:sz w:val="17"/>
+          <w:szCs w:val="17"/>
+        </w:rPr>
+        <w:t xml:space="preserve">). To view a copy of this license, visit </w:t>
+      </w:r>
+      <w:hyperlink w:history="1" r:id="rId3vv-q_hfmtznf22od3j0l">
+        <w:r>
+          <w:rPr>
+            <w:rFonts w:ascii="Arial" w:cs="Arial" w:eastAsia="Arial" w:hAnsi="Arial"/>
+            <w:color w:val="1F6B75"/>
+            <w:sz w:val="17"/>
+            <w:szCs w:val="17"/>
+            <w:u w:val="single" w:color="1F6B75"/>
+          </w:rPr>
+          <w:t xml:space="preserve">https://creativecommons.org/licenses/by-nc/4.0/</w:t>
+        </w:r>
+      </w:hyperlink>
+      <w:r>
+        <w:rPr>
+          <w:rFonts w:ascii="Arial" w:cs="Arial" w:eastAsia="Arial" w:hAnsi="Arial"/>
+          <w:sz w:val="17"/>
+          <w:szCs w:val="17"/>
+        </w:rPr>
+        <w:t xml:space="preserve">. You are free to copy, redistribute, and adapt this material in any medium or format, provided appropriate credit is given and the material is not used for commercial purposes. KICD learning outcomes and curriculum designations reproduced here for alignment purposes remain the property of KICD and are not covered by this license. Linked external resources (e.g. CK-12, Khan Academy, PhET) are subject to their own licenses.</w:t>
+      </w:r>
+    </w:p>
     <w:sectPr>
       <w:pgSz w:w="15840" w:h="12240" w:orient="landscape"/>
       <w:pgMar w:top="1080" w:right="1080" w:bottom="1080" w:left="1080" w:header="708" w:footer="708" w:gutter="0"/>

--- a/data/outputs/v2/General_Science/SS1.7_Microorganisms/General_Science_Microorganisms_SummaryTable.docx
+++ b/data/outputs/v2/General_Science/SS1.7_Microorganisms/General_Science_Microorganisms_SummaryTable.docx
@@ -564,7 +564,7 @@
                 <w:sz w:val="18"/>
                 <w:szCs w:val="18"/>
               </w:rPr>
-              <w:t xml:space="preserve">Students examined photographs and (where available) physical samples of mould-covered ugali and chapati. They recorded observations using their senses (sight, smell — no touching) and noted colour, texture, and location of fuzzy patches. Teachers should note that learners will likely conflate all microorganisms as 'germs'; this lesson surfaces that misconception productively.</w:t>
+              <w:t xml:space="preserve">Photographs of leftover ugali and chapati stored overnight on a kitchen counter in Kisumu, showing white, green and black fuzzy patches, slimy areas and described sour smell. Students observed variation in patch colour, texture and location across the same food surfaces.</w:t>
             </w:r>
           </w:p>
         </w:tc>
@@ -596,7 +596,7 @@
                 <w:sz w:val="18"/>
                 <w:szCs w:val="18"/>
               </w:rPr>
-              <w:t xml:space="preserve">Learners distinguished between living and non-living causes of food change (e.g., drying out vs. mould growth) and identified that the fuzzy patches are caused by a living organism too small to see with the naked eye. They activated prior knowledge about 'bacteria' and 'viruses' and began to appreciate that multiple categories of microorganism exist. Key vocabulary introduced: microorganism, fungi, observation, phenomenon.</w:t>
+              <w:t xml:space="preserve">Students surfaced prior knowledge about tiny organisms ('germs', 'bacteria') and began to distinguish between living and non-living causes of food change. They learned that scientists separate observations from inferences, and that the patches — whatever they are — appeared without anyone touching the food, meaning the source must be investigated systematically.</w:t>
             </w:r>
           </w:p>
         </w:tc>
@@ -628,7 +628,7 @@
                 <w:sz w:val="18"/>
                 <w:szCs w:val="18"/>
               </w:rPr>
-              <w:t xml:space="preserve">The fuzzy patches on the ugali and chapati are colonies of fungi (mould) — living microorganisms that grow on organic matter rich in starch and moisture. Unlike drying or burning, mould growth is biological: the organism feeds on the food, reproduces, and spreads. This distinguishes a biological change from a physical/chemical one. Teachers should use this contrast explicitly: 'Ugali left in the sun gets hard — that is a physical change. Ugali left covered overnight grows fuzz — that is a living organism at work.' This lesson anchors all future lessons to the driving question phenomenon.</w:t>
+              <w:t xml:space="preserve">No formal explanation was provided in Lesson 1 — this is deliberate. Students' initial mental models (Model 1) record their pre-instruction thinking. The Driving Question Board now holds the class's collective questions, organised into four clusters, which will be answered across Lessons 2–6 as students learn about types of microorganisms, modes of transmission, infections, prevention and economic importance.</w:t>
             </w:r>
           </w:p>
         </w:tc>
@@ -681,7 +681,7 @@
                 <w:sz w:val="18"/>
                 <w:szCs w:val="18"/>
               </w:rPr>
-              <w:t xml:space="preserve">The Microbial World: Classification and Characteristics of Microorganisms</w:t>
+              <w:t xml:space="preserve">Types of Microorganisms: Naming the Invisible Invaders on Our Ugali</w:t>
             </w:r>
           </w:p>
         </w:tc>
@@ -713,7 +713,7 @@
                 <w:sz w:val="18"/>
                 <w:szCs w:val="18"/>
               </w:rPr>
-              <w:t xml:space="preserve">Students observed labelled diagrams, micrographs, and short video clips (or textbook illustrations) showing bacteria, fungi, viruses, and protozoa at different magnifications. They completed a comparison chart noting cell type (prokaryote/eukaryote/acellular), size, and examples relevant to Kenya (e.g., Plasmodium — malaria; Mycobacterium tuberculosis; Saccharomyces — used in mandazi and bread making). Teachers should cold-call at least 3 learners to describe one organism and justify its category.</w:t>
+              <w:t xml:space="preserve">We observed photomicrographs and illustrations of fungi, bacteria, and viruses, and we examined photographs of the white, green, and black fuzzy patches growing on the ugali and chapati from our phenomenon.</w:t>
             </w:r>
           </w:p>
         </w:tc>
@@ -745,7 +745,7 @@
                 <w:sz w:val="18"/>
                 <w:szCs w:val="18"/>
               </w:rPr>
-              <w:t xml:space="preserve">Learners classified microorganisms into four major groups — bacteria, fungi, viruses, and protozoa — and identified the defining structural characteristics of each. They recognised that the mould on the ugali and chapati belongs to the fungi group, connecting back to Lesson 1. Key vocabulary: prokaryote, eukaryote, acellular, pathogen, saprophyte.</w:t>
+              <w:t xml:space="preserve">We learned that there are three major types of microorganisms — fungi (eukaryotic, with chitin cell walls), bacteria (prokaryotic, no true nucleus), and viruses (non-cellular, the smallest of the three) — and that the fuzzy patches on the ugali and chapati are caused by fungal moulds whose spores were already present in the kitchen air.</w:t>
             </w:r>
           </w:p>
         </w:tc>
@@ -777,7 +777,7 @@
                 <w:sz w:val="18"/>
                 <w:szCs w:val="18"/>
               </w:rPr>
-              <w:t xml:space="preserve">Microorganisms are classified by cell structure and biological organisation. Bacteria are unicellular prokaryotes (no membrane-bound nucleus); fungi are eukaryotes that may be unicellular (e.g., yeast) or multicellular (e.g., bread mould, Rhizopus stolonifer); viruses are acellular and can only replicate inside a host cell; protozoa are unicellular eukaryotes. The mould on the ugali is a multicellular fungus. Teachers should reinforce: 'Not all microorganisms are harmful — the same fungal kingdom that spoils our ugali also gives us the yeast that makes mandazi rise.' This dual nature foreshadows Lesson 6.</w:t>
+              <w:t xml:space="preserve">We can now explain that the patches appeared without anyone touching the food because microscopic fungal spores, invisible to the naked eye, were floating in the kitchen air and settled on the warm, moist, uncovered ugali and chapati overnight, where they germinated and grew into the visible fuzzy colonies we see in the phenomenon photographs.</w:t>
             </w:r>
           </w:p>
         </w:tc>
@@ -862,7 +862,7 @@
                 <w:sz w:val="18"/>
                 <w:szCs w:val="18"/>
               </w:rPr>
-              <w:t xml:space="preserve">Students observed a teacher-led demonstration or simulation: a piece of bread/ugali left uncovered near an open window versus one sealed in a container — results shared after 24–48 hours (set up in a prior lesson). Learners also examined diagrams of airborne spore dispersal and reviewed results of a spore-settling experiment (agar plates or bread slices left open vs. covered in different locations in the school). Teachers should prompt: 'Which sample grew more mould? What was different about the conditions?'</w:t>
+              <w:t xml:space="preserve">Students researched five modes of transmission (airborne, direct contact, respiratory droplets, contaminated water/food, vectors) using digital or print media resource packs, presented findings in a Gallery Walk format, and gathered evidence on how microorganisms travel from source to host in Kenyan contexts.</w:t>
             </w:r>
           </w:p>
         </w:tc>
@@ -894,7 +894,7 @@
                 <w:sz w:val="18"/>
                 <w:szCs w:val="18"/>
               </w:rPr>
-              <w:t xml:space="preserve">Learners identified airborne transmission as the primary route by which fungal spores reached the uncovered ugali and chapati. They generalised that different microorganisms use different transmission routes: airborne/droplet (TB, COVID-19, mould spores), contact (ringworm, staphylococcal skin infections), vector-borne (malaria via Anopheles mosquito), waterborne (cholera, typhoid), and foodborne (Salmonella). Key vocabulary: transmission, spore, vector, airborne, droplet, contamination.</w:t>
+              <w:t xml:space="preserve">Airborne transmission — the movement of fungal spores suspended in air currents — is the specific mechanism that best explains how mould appeared on the uncovered ugali and chapati in the Kisumu kitchen overnight. Different transmission routes determine which prevention and control methods are most effective.</w:t>
             </w:r>
           </w:p>
         </w:tc>
@@ -926,7 +926,7 @@
                 <w:sz w:val="18"/>
                 <w:szCs w:val="18"/>
               </w:rPr>
-              <w:t xml:space="preserve">Mould spores are microscopic reproductive units released into the air by mature fungal colonies. When they land on a suitable substrate — warm, moist, starchy ugali or chapati left uncovered — they germinate and begin a new colony. This airborne route of transmission explains why covered food resists mould longer. Teachers should draw explicit comparisons: 'Just as TB bacilli travel in droplets when someone coughs on a matatu, mould spores travel in air currents in our kitchens.' This mechanistic reasoning directly answers the driving question and sets up prevention strategies in Lesson 5.</w:t>
+              <w:t xml:space="preserve">Students constructed a Cause-and-Effect Chain tracing the path of mould spores from an environmental source, through the air, onto the nutrient-rich surface of warm ugali left uncovered in a Kisumu kitchen, producing the white, green, and black fuzzy patches and sour smell observed in the anchoring phenomenon.</w:t>
             </w:r>
           </w:p>
         </w:tc>
@@ -1011,7 +1011,7 @@
                 <w:sz w:val="18"/>
                 <w:szCs w:val="18"/>
               </w:rPr>
-              <w:t xml:space="preserve">Students examined case studies of three patients presenting at a clinic in Kisumu: (1) a child with ringworm on the scalp (fungal), (2) a family member with cholera symptoms after drinking unboiled water from a river near Kisumu (bacterial), and (3) a student with influenza (viral). Learners identified the causative microorganism, category, transmission route, and symptoms for each case. Teachers should allow 3 minutes of pair discussion before cold-calling 4 pairs to share findings.</w:t>
+              <w:t xml:space="preserve">Learners examined ARES information cards showing photographs and descriptions of fungal infections (ringworm on a child's arm in Kisumu; oral thrush patches), bacterial infections (Vibrio cholerae linked to Lake Victoria water sources; Salmonella typhi; Mycobacterium tuberculosis in Nairobi informal settlements), and viral infections (influenza, HIV, COVID-19 in the Kenyan context). They gathered evidence through a Jigsaw activity, completing a four-column Evidence Table that recorded infection name, causative organism, mode of transmission, and body site affected.</w:t>
             </w:r>
           </w:p>
         </w:tc>
@@ -1043,7 +1043,7 @@
                 <w:sz w:val="18"/>
                 <w:szCs w:val="18"/>
               </w:rPr>
-              <w:t xml:space="preserve">Learners catalogued human infections by microorganism type: fungal infections (ringworm/tinea, candidiasis, athlete's foot), bacterial infections (cholera — Vibrio cholerae, tuberculosis — Mycobacterium tuberculosis, typhoid — Salmonella typhi), and viral infections (influenza, HIV/AIDS, COVID-19). They recognised that the same fungal kingdom responsible for moulding their ugali also causes ringworm and other skin infections. Key vocabulary: infection, pathogen, symptom, causative agent, fungal, bacterial, viral.</w:t>
+              <w:t xml:space="preserve">Learners learned that microorganisms causing human infections fall into three categories — fungi (same kingdom as the mould on the ugali and chapati), bacteria, and viruses — each with distinct causative organisms, transmission routes, and body sites affected. They learned that the mode of transmission identified in Lesson 3 (airborne, waterborne, direct contact, bodily fluids) directly predicts the type of infection that results, and that Kenyan communities near Lake Victoria face particular bacterial infection risks due to waterborne transmission of Vibrio cholerae.</w:t>
             </w:r>
           </w:p>
         </w:tc>
@@ -1075,7 +1075,7 @@
                 <w:sz w:val="18"/>
                 <w:szCs w:val="18"/>
               </w:rPr>
-              <w:t xml:space="preserve">Microorganisms cause disease when they colonise the human body and disrupt normal physiological function. Fungi (same kingdom as the ugali mould) cause superficial skin infections and, in immunocompromised individuals, systemic infections. Bacteria release toxins or trigger immune responses (e.g., Vibrio cholerae produces a toxin causing severe diarrhea). Viruses hijack host cells to replicate, destroying them in the process. Teachers should note: 'The fuzzy mould on your ugali and the ringworm on a child's scalp are caused by relatives in the same fungal kingdom — understanding one helps us understand the other.' This cross-context linkage is a critical pedagogical move.</w:t>
+              <w:t xml:space="preserve">Learners constructed explanations linking the mould patches on the ugali and chapati to the broader world of microorganism-caused infections: the same fungal kingdom that spoils food overnight can infect human skin and mucous membranes; bacteria in contaminated water cause cholera and typhoid; viruses spread through droplets and bodily fluids to cause influenza, COVID-19, and HIV. These explanations were recorded in annotated body-outline models and three-sentence 'Explanation So Far' notebook entries, and were used to revise and extend the Driving Question Board.</w:t>
             </w:r>
           </w:p>
         </w:tc>
@@ -1160,7 +1160,7 @@
                 <w:sz w:val="18"/>
                 <w:szCs w:val="18"/>
               </w:rPr>
-              <w:t xml:space="preserve">Students matched prevention strategies to transmission routes using a Kenya-contextualised card-sort activity: covering food with a lid (airborne spores/droplets), boiling water (waterborne pathogens), using a mosquito net (vector-borne malaria), washing hands with soap (contact transmission), vaccination (viral infections). Teachers should circulate and probe: 'Why does a mosquito net prevent malaria but not cholera?' Allow 4 minutes, then whole-class debrief.</w:t>
+              <w:t xml:space="preserve">Three Kisumu household vignettes (Mama Adhiambo in Nyalenda, Mzee Otieno in Siaya, the Kamau household in Milimani) showing different food-storage realities, infection histories, and available resources; photographs of covered versus uncovered versus refrigerated ugali; a Transmission-to-Control Matching Table completed in groups; peer prevention posters.</w:t>
             </w:r>
           </w:p>
         </w:tc>
@@ -1192,7 +1192,7 @@
                 <w:sz w:val="18"/>
                 <w:szCs w:val="18"/>
               </w:rPr>
-              <w:t xml:space="preserve">Learners established the principle that the most effective prevention measure is matched to the mode of transmission of the specific microorganism. They identified key prevention strategies used in Kenyan households and public health contexts: food covering and refrigeration (mould/foodborne bacteria), water treatment and boiling (waterborne), vector control and bed nets (malaria), hand hygiene (contact), vaccination (viral), and antibiotic/antifungal treatment (bacterial/fungal infections). Key vocabulary: prevention, control, vaccination, sterilisation, disinfection, antibiotic, antifungal.</w:t>
+              <w:t xml:space="preserve">The mode of transmission of a microorganism determines which control measure is most effective: covering food interrupts airborne/droplet deposition of spores (fungal and bacterial); hand-washing interrupts direct contact transmission; boiling water and cooking food thoroughly interrupts the contaminated food/water route; vector control and sanitation interrupt vector-borne and faecal-oral routes. Not all scientifically valid controls are equally accessible — low-income households in rural Kenya (e.g., Siaya County) and urban informal settlements (e.g., Nyalenda, Kisumu) may lack refrigeration, running water, or sealed storage, requiring community- and systems-level alternatives such as women's group sensitisation, school hygiene clubs, and low-cost food-covering practices.</w:t>
             </w:r>
           </w:p>
         </w:tc>
@@ -1224,7 +1224,7 @@
                 <w:sz w:val="18"/>
                 <w:szCs w:val="18"/>
               </w:rPr>
-              <w:t xml:space="preserve">Because each mode of transmission represents a specific pathway for the pathogen to reach a new host, breaking that specific pathway is the most efficient control strategy. Covering ugali and chapati interrupts airborne spore deposition — directly preventing the phenomenon observed in the driving question. Boiling water kills waterborne pathogens by denaturing their proteins. Mosquito nets create a physical barrier against the Anopheles vector. Teachers should make this logic explicit: 'Prevention is not random — it is targeted at the weakest link in the chain of transmission.' This mechanistic reasoning supports transfer to new disease contexts.</w:t>
+              <w:t xml:space="preserve">The overnight growth of white, green, and black fuzzy patches on the ugali and chapati in the Kisumu kitchen occurred because the uncovered food surface provided an unobstructed landing site for airborne fungal spores (and bacterial cells) already present in the kitchen environment. Covering the sufuria — even with a simple wire mesh dome or a clean cloth, which costs nothing — would have physically blocked the airborne transmission route and dramatically reduced microbial colonisation. Refrigeration would additionally have slowed the germination and growth of any spores that did land, by reducing the temperature below the optimum growth range of most mesophilic fungi and bacteria. The variation in patch colour (white, green, black) across the same food surface reflects colonisation by DIFFERENT species of mould (e.g., Rhizopus, Penicillium, Aspergillus), each arriving via the same airborne route but occupying slightly different microhabitats on the food substrate.</w:t>
             </w:r>
           </w:p>
         </w:tc>
@@ -1309,7 +1309,7 @@
                 <w:sz w:val="18"/>
                 <w:szCs w:val="18"/>
               </w:rPr>
-              <w:t xml:space="preserve">Students examined two sets of Kenyan economic scenarios: (1) Beneficial — a dairy cooperative in Eldoret using Lactobacillus to ferment mala (sour milk); a baker in Nairobi using Saccharomyces yeast to leaven bread and mandazi; a farmer in the Rift Valley using Rhizobium bacteria to fix nitrogen in bean fields; a hospital using Penicillium-derived antibiotics. (2) Harmful — post-harvest maize losses from Aspergillus mould (aflatoxin contamination) in coastal Kenya; cholera outbreaks affecting fishing communities near Lake Victoria; crop diseases. Teachers should ask: 'Which of these microorganisms is most closely related to the one on our ugali?'</w:t>
+              <w:t xml:space="preserve">Learners observed a juxtaposition of the spoiled ugali/chapati phenomenon photograph alongside images of Kenyan commercial yoghurt, mandazi, and maize flour — products linked to microorganism activity. They also observed peer-generated sticky notes on a Benefit–Harm wall chart produced during the jigsaw expert group activity, and a classmate's annotated cumulative model projected for whole-class analysis.</w:t>
             </w:r>
           </w:p>
         </w:tc>
@@ -1341,7 +1341,7 @@
                 <w:sz w:val="18"/>
                 <w:szCs w:val="18"/>
               </w:rPr>
-              <w:t xml:space="preserve">Learners articulated the dual economic nature of microorganisms: beneficial roles include fermentation (food and beverage production), antibiotic manufacture, nitrogen fixation, and decomposition of organic waste; harmful roles include food spoilage, crop disease, and human/animal infections. They recognised fungi specifically as both the cause of ugali mould/aflatoxin contamination AND the source of penicillin antibiotics. Key vocabulary: fermentation, decomposition, nitrogen fixation, aflatoxin, antibiotic, economic importance.</w:t>
+              <w:t xml:space="preserve">Learners learned that microorganisms have a dual economic nature: (1) Beneficial roles — Lactobacillus ferments milk/uji, Saccharomyces leavens bread and mandazi, Rhizobium fixes atmospheric nitrogen in Kenyan bean and maize farms, Penicillium produces penicillin antibiotics, methane-producing bacteria generate biogas for rural Kenyan households, and decomposer bacteria/fungi recycle nutrients to maintain soil fertility; (2) Harmful roles — fungal and bacterial spoilage of food (directly causing the ugali/chapati phenomenon) generates significant post-harvest economic losses for Kenyan market vendors, and fungal pathogens cause crop diseases such as maize rust and coffee berry disease. The same biological kingdom (e.g., fungi) contains both spoilage agents and commercially vital organisms.</w:t>
             </w:r>
           </w:p>
         </w:tc>
@@ -1373,7 +1373,7 @@
                 <w:sz w:val="18"/>
                 <w:szCs w:val="18"/>
               </w:rPr>
-              <w:t xml:space="preserve">Microorganisms are economically significant across agriculture, medicine, and food production in Kenya. The same fungal kingdom that spoils ugali (Rhizopus/Aspergillus) also produces life-saving antibiotics (Penicillium) and drives the fermentation that makes uji, mala, and mandazi possible. Aspergillus flavus produces aflatoxin — a serious food safety hazard in poorly stored Kenyan maize and groundnuts — illustrating that harmful effects extend beyond simple spoilage to toxic contamination. Teachers should emphasise: 'Our driving question asked why the ugali grew fuzzy patches — it also opens a window to understanding why Kenyan farmers lose millions of shillings of maize each year to the same fungal relatives.'</w:t>
+              <w:t xml:space="preserve">Learners explained, through a co-constructed T-chart concept organiser, a written 'Explain It to a Market Vendor' paragraph, and an updated cumulative model, that the microorganisms responsible for the fuzzy patches on the Kisumu family's ugali and chapati belong to the same broad taxonomic groups as organisms that underpin critical sectors of Kenya's food economy, agricultural productivity, and healthcare system. The context-dependence of microorganism impact — harmful when growing unchecked on stored food, beneficial when harnessed in controlled fermentation, farming, or pharmaceutical processes — was articulated as the central explanatory principle. Learners updated the Driving Question Board to reflect this dual-nature understanding and identified open questions about prevention and control to be addressed in Lesson 7.</w:t>
             </w:r>
           </w:p>
         </w:tc>
@@ -1426,7 +1426,7 @@
                 <w:sz w:val="18"/>
                 <w:szCs w:val="18"/>
               </w:rPr>
-              <w:t xml:space="preserve">Laboratory Skills: Observing Microorganisms and Safe Handling Practices</w:t>
+              <w:t xml:space="preserve">Project Investigation: Mould Growth on Food Substrates — What Conditions Do Microorganisms Need to Thrive?</w:t>
             </w:r>
           </w:p>
         </w:tc>
@@ -1458,7 +1458,7 @@
                 <w:sz w:val="18"/>
                 <w:szCs w:val="18"/>
               </w:rPr>
-              <w:t xml:space="preserve">Students conducted a structured laboratory activity: preparing wet mount slides of yeast (Saccharomyces cerevisiae) suspended in sugar solution and — where available — examining prepared slides of bacteria (rod, coccus, spirillum forms) and fungal hyphae under light microscopes. Learners drew and labelled scientific diagrams at each magnification. Where microscopes are unavailable, teachers used high-resolution projected micrographs and had learners annotate printed diagrams. Safety briefing on handling biological material was conducted before the practical.</w:t>
+              <w:t xml:space="preserve">Students observed that pre-incubated mould samples on warm moist uncovered ugali and bread showed extensive white, green and black fuzzy growth, while dry cool covered samples showed little or no visible growth. They recorded colour, texture, estimated coverage and smell across six container conditions and noted that the dry maize biscuit showed the least growth under all conditions.</w:t>
             </w:r>
           </w:p>
         </w:tc>
@@ -1490,7 +1490,7 @@
                 <w:sz w:val="18"/>
                 <w:szCs w:val="18"/>
               </w:rPr>
-              <w:t xml:space="preserve">Learners applied correct microscopy technique (focusing from low to high magnification, preparing wet mounts, using cover slips) and practised biological drawing conventions (pencil, continuous lines, labelled with ruled lines). They identified bacterial cell shapes (cocci, bacilli, spirilla) and fungal structures (hyphae, spores) and connected microscopic structure to function. They also internalised biosafety rules for handling microbial specimens. Key vocabulary: hyphae, spore, cocci, bacilli, wet mount, magnification, biosafety.</w:t>
+              <w:t xml:space="preserve">Students learned that mould growth is favoured by three key conditions: warmth (which speeds up fungal enzyme activity and hyphal growth), moisture (which provides the water needed for enzymatic digestion and nutrient absorption), and exposure to air (which allows airborne spores to settle and germinate on the food surface). Reducing any one of these conditions slows or prevents spoilage, which is why covering food, refrigerating it, or drying it are effective preservation strategies.</w:t>
             </w:r>
           </w:p>
         </w:tc>
@@ -1522,7 +1522,7 @@
                 <w:sz w:val="18"/>
                 <w:szCs w:val="18"/>
               </w:rPr>
-              <w:t xml:space="preserve">Microscopy allows scientists to observe the microorganisms that are invisible to the naked eye but responsible for the phenomenon of mould growth on ugali. The structural features visible under the microscope — fungal hyphae forming the fuzzy mat, spores for reproduction — directly explain how mould spreads and grows. Teachers should connect back explicitly: 'The fuzzy patch you saw on Day 1 is a dense mat of hyphae like the ones you are now drawing.' This lesson reinforces the NGSS practice of using tools to observe and record data, and supports scientific communication through accurate biological drawing.</w:t>
+              <w:t xml:space="preserve">The investigation explained the anchoring phenomenon directly: the ugali and chapati in Kisumu spoiled overnight because the kitchen was warm, the food was moist, and it was left uncovered — all three conditions that maximise mould spore germination and hyphal growth. It also explained traditional Kenyan food preservation practices such as drying omena and salting meat as empirically effective strategies that reduce water availability and temperature, thereby preventing microbial growth without requiring modern refrigeration.</w:t>
             </w:r>
           </w:p>
         </w:tc>
@@ -1575,7 +1575,7 @@
                 <w:sz w:val="18"/>
                 <w:szCs w:val="18"/>
               </w:rPr>
-              <w:t xml:space="preserve">Synthesis and Model Revision: Answering Our Driving Question</w:t>
+              <w:t xml:space="preserve">Model Building, DQB Synthesis and Community Sensitisation</w:t>
             </w:r>
           </w:p>
         </w:tc>
@@ -1607,7 +1607,7 @@
                 <w:sz w:val="18"/>
                 <w:szCs w:val="18"/>
               </w:rPr>
-              <w:t xml:space="preserve">Students revisited their original Lesson 1 predictions and Driving Question Board entries. They reviewed all evidence gathered across the unit: mould observation (L1), classification (L2), spore transmission demonstration (L3), infection case studies (L4), prevention card sort (L5), economic analysis (L6), and microscopy drawings (L7). Working in groups, learners revised their cumulative explanatory model (diagram/poster) to produce a complete, evidence-based answer to the driving question. Teachers should cold-call 3 groups to present their model and facilitate peer critique using sentence starters: 'Your model explains… but does not yet account for…'</w:t>
+              <w:t xml:space="preserve">Students observed their own revised model sheets alongside pre-incubated mould samples from Lesson 7, the full Driving Question Board with all accumulated questions and predictions from eight lessons, and three group model presentations — all anchored to the original photographs of spoiled ugali and chapati from the Kisumu kitchen.</w:t>
             </w:r>
           </w:p>
         </w:tc>
@@ -1639,7 +1639,7 @@
                 <w:sz w:val="18"/>
                 <w:szCs w:val="18"/>
               </w:rPr>
-              <w:t xml:space="preserve">Learners synthesised all unit learning into a coherent, multi-causal explanation: the ugali and chapati grew fuzzy patches because airborne fungal spores (from the kingdom Fungi) landed on warm, moist, starchy food left uncovered, germinated, and formed visible hyphal colonies. They connected this phenomenon to human fungal infections, prevention strategies, and economic impacts on Kenyan food security. Learners also reflected on how their understanding changed from Lesson 1 to Lesson 8 — a metacognitive practice teachers should explicitly scaffold with a 'Then vs. Now' reflection prompt.</w:t>
+              <w:t xml:space="preserve">Students confirmed that the fuzzy patches on the ugali and chapati were fungal mould colonies that grew from airborne spores which landed on uncovered, warm and moist food overnight; that bacteria and viruses also cause disease through specific transmission routes; that covering food, refrigerating it or drying it prevents spoilage by removing conditions microorganisms need to grow; and that microorganisms also play beneficial roles in Kenyan food production, agriculture and medicine.</w:t>
             </w:r>
           </w:p>
         </w:tc>
@@ -1671,7 +1671,7 @@
                 <w:sz w:val="18"/>
                 <w:szCs w:val="18"/>
               </w:rPr>
-              <w:t xml:space="preserve">The driving question is now fully answerable with scientific evidence: fungi, specifically moulds such as Rhizopus stolonifer, are responsible for the fuzzy patches. Their airborne spores exploit uncovered, nutrient-rich food in warm Kenyan kitchen conditions. Understanding this invisible world empowers Kenyans to protect food through proper storage (covering, refrigeration, drying), to recognise fungal, bacterial, and viral infections and their appropriate treatments, and to appreciate the beneficial roles microorganisms play in food production and agriculture. Teachers should close by affirming: 'Science does not just explain the world — it gives us tools to protect our families, our food, and our livelihoods.'</w:t>
+              <w:t xml:space="preserve">Students explained the full causal chain of the phenomenon — from invisible airborne fungal spores dispersing through the kitchen air, settling on uncovered ugali and chapati, germinating in warm moist conditions overnight, forming visible white, green and black mould colonies — and communicated evidence-based food preservation advice to specific community audiences in Kenya, demonstrating that science understanding can protect health and economic wellbeing at the household level.</w:t>
             </w:r>
           </w:p>
         </w:tc>
@@ -1795,7 +1795,7 @@
         </w:rPr>
         <w:t xml:space="preserve">© 2026 SeaVuria and ARES. This work is licensed under a </w:t>
       </w:r>
-      <w:hyperlink w:history="1" r:id="rIdt5i8sjwc7sdxrbwnxukl0">
+      <w:hyperlink w:history="1" r:id="rIdmgpbanbjzidcfyub8hwyb">
         <w:r>
           <w:rPr>
             <w:rFonts w:ascii="Arial" w:cs="Arial" w:eastAsia="Arial" w:hAnsi="Arial"/>
@@ -1815,7 +1815,7 @@
         </w:rPr>
         <w:t xml:space="preserve"> (</w:t>
       </w:r>
-      <w:hyperlink w:history="1" r:id="rId1_mgsg0ijetd_pve-l6gd">
+      <w:hyperlink w:history="1" r:id="rIdf_c0wsbtur2ih-8y-j7i_">
         <w:r>
           <w:rPr>
             <w:rFonts w:ascii="Arial" w:cs="Arial" w:eastAsia="Arial" w:hAnsi="Arial"/>
@@ -1835,7 +1835,7 @@
         </w:rPr>
         <w:t xml:space="preserve">). To view a copy of this license, visit </w:t>
       </w:r>
-      <w:hyperlink w:history="1" r:id="rId3vv-q_hfmtznf22od3j0l">
+      <w:hyperlink w:history="1" r:id="rId6mftnqa9orws4rslgbmis">
         <w:r>
           <w:rPr>
             <w:rFonts w:ascii="Arial" w:cs="Arial" w:eastAsia="Arial" w:hAnsi="Arial"/>

--- a/data/outputs/v2/General_Science/SS1.7_Microorganisms/General_Science_Microorganisms_SummaryTable.docx
+++ b/data/outputs/v2/General_Science/SS1.7_Microorganisms/General_Science_Microorganisms_SummaryTable.docx
@@ -1795,7 +1795,7 @@
         </w:rPr>
         <w:t xml:space="preserve">© 2026 SeaVuria and ARES. This work is licensed under a </w:t>
       </w:r>
-      <w:hyperlink w:history="1" r:id="rIdmgpbanbjzidcfyub8hwyb">
+      <w:hyperlink w:history="1" r:id="rIdhwybels5lkejxym9anf7c">
         <w:r>
           <w:rPr>
             <w:rFonts w:ascii="Arial" w:cs="Arial" w:eastAsia="Arial" w:hAnsi="Arial"/>
@@ -1815,7 +1815,7 @@
         </w:rPr>
         <w:t xml:space="preserve"> (</w:t>
       </w:r>
-      <w:hyperlink w:history="1" r:id="rIdf_c0wsbtur2ih-8y-j7i_">
+      <w:hyperlink w:history="1" r:id="rIdri1z7l5cuvvy8d5bjp8ql">
         <w:r>
           <w:rPr>
             <w:rFonts w:ascii="Arial" w:cs="Arial" w:eastAsia="Arial" w:hAnsi="Arial"/>
@@ -1835,7 +1835,7 @@
         </w:rPr>
         <w:t xml:space="preserve">). To view a copy of this license, visit </w:t>
       </w:r>
-      <w:hyperlink w:history="1" r:id="rId6mftnqa9orws4rslgbmis">
+      <w:hyperlink w:history="1" r:id="rIdtxnm0hv72g2ul_o2l4ht0">
         <w:r>
           <w:rPr>
             <w:rFonts w:ascii="Arial" w:cs="Arial" w:eastAsia="Arial" w:hAnsi="Arial"/>

--- a/data/outputs/v2/General_Science/SS1.7_Microorganisms/General_Science_Microorganisms_SummaryTable.docx
+++ b/data/outputs/v2/General_Science/SS1.7_Microorganisms/General_Science_Microorganisms_SummaryTable.docx
@@ -1795,7 +1795,7 @@
         </w:rPr>
         <w:t xml:space="preserve">© 2026 SeaVuria and ARES. This work is licensed under a </w:t>
       </w:r>
-      <w:hyperlink w:history="1" r:id="rIdhwybels5lkejxym9anf7c">
+      <w:hyperlink w:history="1" r:id="rIdm90f3xncatlrrnmabfiyg">
         <w:r>
           <w:rPr>
             <w:rFonts w:ascii="Arial" w:cs="Arial" w:eastAsia="Arial" w:hAnsi="Arial"/>
@@ -1815,7 +1815,7 @@
         </w:rPr>
         <w:t xml:space="preserve"> (</w:t>
       </w:r>
-      <w:hyperlink w:history="1" r:id="rIdri1z7l5cuvvy8d5bjp8ql">
+      <w:hyperlink w:history="1" r:id="rIdbvx_kk6fimapgjx3twefp">
         <w:r>
           <w:rPr>
             <w:rFonts w:ascii="Arial" w:cs="Arial" w:eastAsia="Arial" w:hAnsi="Arial"/>
@@ -1835,7 +1835,7 @@
         </w:rPr>
         <w:t xml:space="preserve">). To view a copy of this license, visit </w:t>
       </w:r>
-      <w:hyperlink w:history="1" r:id="rIdtxnm0hv72g2ul_o2l4ht0">
+      <w:hyperlink w:history="1" r:id="rIdpf9krba0zgkrmekjhnrio">
         <w:r>
           <w:rPr>
             <w:rFonts w:ascii="Arial" w:cs="Arial" w:eastAsia="Arial" w:hAnsi="Arial"/>

--- a/data/outputs/v2/General_Science/SS1.7_Microorganisms/General_Science_Microorganisms_SummaryTable.docx
+++ b/data/outputs/v2/General_Science/SS1.7_Microorganisms/General_Science_Microorganisms_SummaryTable.docx
@@ -1522,7 +1522,7 @@
                 <w:sz w:val="18"/>
                 <w:szCs w:val="18"/>
               </w:rPr>
-              <w:t xml:space="preserve">The investigation explained the anchoring phenomenon directly: the ugali and chapati in Kisumu spoiled overnight because the kitchen was warm, the food was moist, and it was left uncovered — all three conditions that maximise mould spore germination and hyphal growth. It also explained traditional Kenyan food preservation practices such as drying omena and salting meat as empirically effective strategies that reduce water availability and temperature, thereby preventing microbial growth without requiring modern refrigeration.</w:t>
+              <w:t xml:space="preserve">The investigation explained the anchoring phenomenon directly: the ugali and chapati in Kisumu spoiled overnight because the kitchen was warm, the food was moist, and it was left uncovered — all three conditions that maximise mould spore germination and hyphal growth. It also explained traditional Kenyan food preservation practices such as drying omena and salting meat as empirically effective strategies that reduce the water available to microorganisms, thereby preventing microbial growth without requiring modern refrigeration.</w:t>
             </w:r>
           </w:p>
         </w:tc>
@@ -1795,7 +1795,7 @@
         </w:rPr>
         <w:t xml:space="preserve">© 2026 SeaVuria and ARES. This work is licensed under a </w:t>
       </w:r>
-      <w:hyperlink w:history="1" r:id="rIdm90f3xncatlrrnmabfiyg">
+      <w:hyperlink w:history="1" r:id="rIdnja-mo3jd3regaolrommb">
         <w:r>
           <w:rPr>
             <w:rFonts w:ascii="Arial" w:cs="Arial" w:eastAsia="Arial" w:hAnsi="Arial"/>
@@ -1815,7 +1815,7 @@
         </w:rPr>
         <w:t xml:space="preserve"> (</w:t>
       </w:r>
-      <w:hyperlink w:history="1" r:id="rIdbvx_kk6fimapgjx3twefp">
+      <w:hyperlink w:history="1" r:id="rId9zywbdcl7khxwanl6azec">
         <w:r>
           <w:rPr>
             <w:rFonts w:ascii="Arial" w:cs="Arial" w:eastAsia="Arial" w:hAnsi="Arial"/>
@@ -1835,7 +1835,7 @@
         </w:rPr>
         <w:t xml:space="preserve">). To view a copy of this license, visit </w:t>
       </w:r>
-      <w:hyperlink w:history="1" r:id="rIdpf9krba0zgkrmekjhnrio">
+      <w:hyperlink w:history="1" r:id="rIdz-qxu7ub7mgmkyrl9icyy">
         <w:r>
           <w:rPr>
             <w:rFonts w:ascii="Arial" w:cs="Arial" w:eastAsia="Arial" w:hAnsi="Arial"/>

--- a/data/outputs/v2/General_Science/SS1.7_Microorganisms/General_Science_Microorganisms_SummaryTable.docx
+++ b/data/outputs/v2/General_Science/SS1.7_Microorganisms/General_Science_Microorganisms_SummaryTable.docx
@@ -1795,7 +1795,7 @@
         </w:rPr>
         <w:t xml:space="preserve">© 2026 SeaVuria and ARES. This work is licensed under a </w:t>
       </w:r>
-      <w:hyperlink w:history="1" r:id="rIdnja-mo3jd3regaolrommb">
+      <w:hyperlink w:history="1" r:id="rIdn-u5rnzymmjcifvrwkdtr">
         <w:r>
           <w:rPr>
             <w:rFonts w:ascii="Arial" w:cs="Arial" w:eastAsia="Arial" w:hAnsi="Arial"/>
@@ -1815,7 +1815,7 @@
         </w:rPr>
         <w:t xml:space="preserve"> (</w:t>
       </w:r>
-      <w:hyperlink w:history="1" r:id="rId9zywbdcl7khxwanl6azec">
+      <w:hyperlink w:history="1" r:id="rIdekd36-sr4q5mvlr6bopfm">
         <w:r>
           <w:rPr>
             <w:rFonts w:ascii="Arial" w:cs="Arial" w:eastAsia="Arial" w:hAnsi="Arial"/>
@@ -1835,7 +1835,7 @@
         </w:rPr>
         <w:t xml:space="preserve">). To view a copy of this license, visit </w:t>
       </w:r>
-      <w:hyperlink w:history="1" r:id="rIdz-qxu7ub7mgmkyrl9icyy">
+      <w:hyperlink w:history="1" r:id="rIde7yu8mensv2jexqqnj75s">
         <w:r>
           <w:rPr>
             <w:rFonts w:ascii="Arial" w:cs="Arial" w:eastAsia="Arial" w:hAnsi="Arial"/>

--- a/data/outputs/v2/General_Science/SS1.7_Microorganisms/General_Science_Microorganisms_SummaryTable.docx
+++ b/data/outputs/v2/General_Science/SS1.7_Microorganisms/General_Science_Microorganisms_SummaryTable.docx
@@ -4,6 +4,7 @@
   <w:body>
     <w:p>
       <w:pPr>
+        <w:keepNext w:val="false"/>
         <w:spacing w:after="30" w:before="0"/>
         <w:jc w:val="center"/>
       </w:pPr>
@@ -23,6 +24,7 @@
     </w:p>
     <w:p>
       <w:pPr>
+        <w:keepNext w:val="false"/>
         <w:spacing w:after="60" w:before="0"/>
         <w:jc w:val="center"/>
       </w:pPr>
@@ -81,6 +83,7 @@
           </w:tcPr>
           <w:p>
             <w:pPr>
+              <w:keepNext w:val="false"/>
               <w:spacing w:after="40" w:before="0"/>
               <w:jc w:val="center"/>
             </w:pPr>
@@ -115,6 +118,7 @@
           </w:tcPr>
           <w:p>
             <w:pPr>
+              <w:keepNext w:val="false"/>
               <w:spacing w:after="40" w:before="0"/>
               <w:jc w:val="left"/>
             </w:pPr>
@@ -147,6 +151,7 @@
           </w:tcPr>
           <w:p>
             <w:pPr>
+              <w:keepNext w:val="false"/>
               <w:spacing w:after="40" w:before="0"/>
               <w:jc w:val="left"/>
             </w:pPr>
@@ -181,6 +186,7 @@
           </w:tcPr>
           <w:p>
             <w:pPr>
+              <w:keepNext w:val="false"/>
               <w:spacing w:after="40" w:before="0"/>
               <w:jc w:val="left"/>
             </w:pPr>
@@ -213,6 +219,7 @@
           </w:tcPr>
           <w:p>
             <w:pPr>
+              <w:keepNext w:val="false"/>
               <w:spacing w:after="40" w:before="0"/>
               <w:jc w:val="left"/>
             </w:pPr>
@@ -273,6 +280,7 @@
           </w:tcPr>
           <w:p>
             <w:pPr>
+              <w:keepNext w:val="false"/>
               <w:spacing w:after="40" w:before="0"/>
               <w:jc w:val="center"/>
             </w:pPr>
@@ -307,6 +315,7 @@
           </w:tcPr>
           <w:p>
             <w:pPr>
+              <w:keepNext w:val="false"/>
               <w:spacing w:after="40" w:before="0"/>
               <w:jc w:val="left"/>
             </w:pPr>
@@ -369,6 +378,7 @@
           </w:tcPr>
           <w:p>
             <w:pPr>
+              <w:keepNext w:val="false"/>
               <w:spacing w:after="40" w:before="0"/>
               <w:jc w:val="left"/>
             </w:pPr>
@@ -401,6 +411,7 @@
           </w:tcPr>
           <w:p>
             <w:pPr>
+              <w:keepNext w:val="false"/>
               <w:spacing w:after="40" w:before="0"/>
               <w:jc w:val="left"/>
             </w:pPr>
@@ -433,6 +444,7 @@
           </w:tcPr>
           <w:p>
             <w:pPr>
+              <w:keepNext w:val="false"/>
               <w:spacing w:after="40" w:before="0"/>
               <w:jc w:val="left"/>
             </w:pPr>
@@ -465,6 +477,7 @@
           </w:tcPr>
           <w:p>
             <w:pPr>
+              <w:keepNext w:val="false"/>
               <w:spacing w:after="40" w:before="0"/>
               <w:jc w:val="left"/>
             </w:pPr>
@@ -499,6 +512,7 @@
           </w:tcPr>
           <w:p>
             <w:pPr>
+              <w:keepNext w:val="false"/>
               <w:spacing w:after="40" w:before="0"/>
               <w:jc w:val="left"/>
             </w:pPr>
@@ -518,6 +532,7 @@
           </w:p>
           <w:p>
             <w:pPr>
+              <w:keepNext w:val="false"/>
               <w:spacing w:after="40" w:before="0"/>
               <w:jc w:val="left"/>
             </w:pPr>
@@ -550,6 +565,7 @@
           </w:tcPr>
           <w:p>
             <w:pPr>
+              <w:keepNext w:val="false"/>
               <w:spacing w:after="40" w:before="0"/>
               <w:jc w:val="left"/>
             </w:pPr>
@@ -582,6 +598,7 @@
           </w:tcPr>
           <w:p>
             <w:pPr>
+              <w:keepNext w:val="false"/>
               <w:spacing w:after="40" w:before="0"/>
               <w:jc w:val="left"/>
             </w:pPr>
@@ -614,6 +631,7 @@
           </w:tcPr>
           <w:p>
             <w:pPr>
+              <w:keepNext w:val="false"/>
               <w:spacing w:after="40" w:before="0"/>
               <w:jc w:val="left"/>
             </w:pPr>
@@ -648,6 +666,7 @@
           </w:tcPr>
           <w:p>
             <w:pPr>
+              <w:keepNext w:val="false"/>
               <w:spacing w:after="40" w:before="0"/>
               <w:jc w:val="left"/>
             </w:pPr>
@@ -667,6 +686,7 @@
           </w:p>
           <w:p>
             <w:pPr>
+              <w:keepNext w:val="false"/>
               <w:spacing w:after="40" w:before="0"/>
               <w:jc w:val="left"/>
             </w:pPr>
@@ -699,6 +719,7 @@
           </w:tcPr>
           <w:p>
             <w:pPr>
+              <w:keepNext w:val="false"/>
               <w:spacing w:after="40" w:before="0"/>
               <w:jc w:val="left"/>
             </w:pPr>
@@ -731,6 +752,7 @@
           </w:tcPr>
           <w:p>
             <w:pPr>
+              <w:keepNext w:val="false"/>
               <w:spacing w:after="40" w:before="0"/>
               <w:jc w:val="left"/>
             </w:pPr>
@@ -763,6 +785,7 @@
           </w:tcPr>
           <w:p>
             <w:pPr>
+              <w:keepNext w:val="false"/>
               <w:spacing w:after="40" w:before="0"/>
               <w:jc w:val="left"/>
             </w:pPr>
@@ -797,6 +820,7 @@
           </w:tcPr>
           <w:p>
             <w:pPr>
+              <w:keepNext w:val="false"/>
               <w:spacing w:after="40" w:before="0"/>
               <w:jc w:val="left"/>
             </w:pPr>
@@ -816,6 +840,7 @@
           </w:p>
           <w:p>
             <w:pPr>
+              <w:keepNext w:val="false"/>
               <w:spacing w:after="40" w:before="0"/>
               <w:jc w:val="left"/>
             </w:pPr>
@@ -848,6 +873,7 @@
           </w:tcPr>
           <w:p>
             <w:pPr>
+              <w:keepNext w:val="false"/>
               <w:spacing w:after="40" w:before="0"/>
               <w:jc w:val="left"/>
             </w:pPr>
@@ -880,6 +906,7 @@
           </w:tcPr>
           <w:p>
             <w:pPr>
+              <w:keepNext w:val="false"/>
               <w:spacing w:after="40" w:before="0"/>
               <w:jc w:val="left"/>
             </w:pPr>
@@ -912,6 +939,7 @@
           </w:tcPr>
           <w:p>
             <w:pPr>
+              <w:keepNext w:val="false"/>
               <w:spacing w:after="40" w:before="0"/>
               <w:jc w:val="left"/>
             </w:pPr>
@@ -946,6 +974,7 @@
           </w:tcPr>
           <w:p>
             <w:pPr>
+              <w:keepNext w:val="false"/>
               <w:spacing w:after="40" w:before="0"/>
               <w:jc w:val="left"/>
             </w:pPr>
@@ -965,6 +994,7 @@
           </w:p>
           <w:p>
             <w:pPr>
+              <w:keepNext w:val="false"/>
               <w:spacing w:after="40" w:before="0"/>
               <w:jc w:val="left"/>
             </w:pPr>
@@ -997,6 +1027,7 @@
           </w:tcPr>
           <w:p>
             <w:pPr>
+              <w:keepNext w:val="false"/>
               <w:spacing w:after="40" w:before="0"/>
               <w:jc w:val="left"/>
             </w:pPr>
@@ -1029,6 +1060,7 @@
           </w:tcPr>
           <w:p>
             <w:pPr>
+              <w:keepNext w:val="false"/>
               <w:spacing w:after="40" w:before="0"/>
               <w:jc w:val="left"/>
             </w:pPr>
@@ -1061,6 +1093,7 @@
           </w:tcPr>
           <w:p>
             <w:pPr>
+              <w:keepNext w:val="false"/>
               <w:spacing w:after="40" w:before="0"/>
               <w:jc w:val="left"/>
             </w:pPr>
@@ -1095,6 +1128,7 @@
           </w:tcPr>
           <w:p>
             <w:pPr>
+              <w:keepNext w:val="false"/>
               <w:spacing w:after="40" w:before="0"/>
               <w:jc w:val="left"/>
             </w:pPr>
@@ -1114,6 +1148,7 @@
           </w:p>
           <w:p>
             <w:pPr>
+              <w:keepNext w:val="false"/>
               <w:spacing w:after="40" w:before="0"/>
               <w:jc w:val="left"/>
             </w:pPr>
@@ -1146,6 +1181,7 @@
           </w:tcPr>
           <w:p>
             <w:pPr>
+              <w:keepNext w:val="false"/>
               <w:spacing w:after="40" w:before="0"/>
               <w:jc w:val="left"/>
             </w:pPr>
@@ -1178,6 +1214,7 @@
           </w:tcPr>
           <w:p>
             <w:pPr>
+              <w:keepNext w:val="false"/>
               <w:spacing w:after="40" w:before="0"/>
               <w:jc w:val="left"/>
             </w:pPr>
@@ -1210,6 +1247,7 @@
           </w:tcPr>
           <w:p>
             <w:pPr>
+              <w:keepNext w:val="false"/>
               <w:spacing w:after="40" w:before="0"/>
               <w:jc w:val="left"/>
             </w:pPr>
@@ -1244,6 +1282,7 @@
           </w:tcPr>
           <w:p>
             <w:pPr>
+              <w:keepNext w:val="false"/>
               <w:spacing w:after="40" w:before="0"/>
               <w:jc w:val="left"/>
             </w:pPr>
@@ -1263,6 +1302,7 @@
           </w:p>
           <w:p>
             <w:pPr>
+              <w:keepNext w:val="false"/>
               <w:spacing w:after="40" w:before="0"/>
               <w:jc w:val="left"/>
             </w:pPr>
@@ -1295,6 +1335,7 @@
           </w:tcPr>
           <w:p>
             <w:pPr>
+              <w:keepNext w:val="false"/>
               <w:spacing w:after="40" w:before="0"/>
               <w:jc w:val="left"/>
             </w:pPr>
@@ -1327,6 +1368,7 @@
           </w:tcPr>
           <w:p>
             <w:pPr>
+              <w:keepNext w:val="false"/>
               <w:spacing w:after="40" w:before="0"/>
               <w:jc w:val="left"/>
             </w:pPr>
@@ -1359,6 +1401,7 @@
           </w:tcPr>
           <w:p>
             <w:pPr>
+              <w:keepNext w:val="false"/>
               <w:spacing w:after="40" w:before="0"/>
               <w:jc w:val="left"/>
             </w:pPr>
@@ -1393,6 +1436,7 @@
           </w:tcPr>
           <w:p>
             <w:pPr>
+              <w:keepNext w:val="false"/>
               <w:spacing w:after="40" w:before="0"/>
               <w:jc w:val="left"/>
             </w:pPr>
@@ -1412,6 +1456,7 @@
           </w:p>
           <w:p>
             <w:pPr>
+              <w:keepNext w:val="false"/>
               <w:spacing w:after="40" w:before="0"/>
               <w:jc w:val="left"/>
             </w:pPr>
@@ -1444,6 +1489,7 @@
           </w:tcPr>
           <w:p>
             <w:pPr>
+              <w:keepNext w:val="false"/>
               <w:spacing w:after="40" w:before="0"/>
               <w:jc w:val="left"/>
             </w:pPr>
@@ -1476,6 +1522,7 @@
           </w:tcPr>
           <w:p>
             <w:pPr>
+              <w:keepNext w:val="false"/>
               <w:spacing w:after="40" w:before="0"/>
               <w:jc w:val="left"/>
             </w:pPr>
@@ -1508,6 +1555,7 @@
           </w:tcPr>
           <w:p>
             <w:pPr>
+              <w:keepNext w:val="false"/>
               <w:spacing w:after="40" w:before="0"/>
               <w:jc w:val="left"/>
             </w:pPr>
@@ -1542,6 +1590,7 @@
           </w:tcPr>
           <w:p>
             <w:pPr>
+              <w:keepNext w:val="false"/>
               <w:spacing w:after="40" w:before="0"/>
               <w:jc w:val="left"/>
             </w:pPr>
@@ -1561,6 +1610,7 @@
           </w:p>
           <w:p>
             <w:pPr>
+              <w:keepNext w:val="false"/>
               <w:spacing w:after="40" w:before="0"/>
               <w:jc w:val="left"/>
             </w:pPr>
@@ -1593,6 +1643,7 @@
           </w:tcPr>
           <w:p>
             <w:pPr>
+              <w:keepNext w:val="false"/>
               <w:spacing w:after="40" w:before="0"/>
               <w:jc w:val="left"/>
             </w:pPr>
@@ -1625,6 +1676,7 @@
           </w:tcPr>
           <w:p>
             <w:pPr>
+              <w:keepNext w:val="false"/>
               <w:spacing w:after="40" w:before="0"/>
               <w:jc w:val="left"/>
             </w:pPr>
@@ -1657,6 +1709,7 @@
           </w:tcPr>
           <w:p>
             <w:pPr>
+              <w:keepNext w:val="false"/>
               <w:spacing w:after="40" w:before="0"/>
               <w:jc w:val="left"/>
             </w:pPr>
@@ -1795,7 +1848,7 @@
         </w:rPr>
         <w:t xml:space="preserve">© 2026 SeaVuria and ARES. This work is licensed under a </w:t>
       </w:r>
-      <w:hyperlink w:history="1" r:id="rIdn-u5rnzymmjcifvrwkdtr">
+      <w:hyperlink w:history="1" r:id="rId-w1nef0xkws3h4krkyo9m">
         <w:r>
           <w:rPr>
             <w:rFonts w:ascii="Arial" w:cs="Arial" w:eastAsia="Arial" w:hAnsi="Arial"/>
@@ -1815,7 +1868,7 @@
         </w:rPr>
         <w:t xml:space="preserve"> (</w:t>
       </w:r>
-      <w:hyperlink w:history="1" r:id="rIdekd36-sr4q5mvlr6bopfm">
+      <w:hyperlink w:history="1" r:id="rIdmog-u2k-dbnjii9khfzvi">
         <w:r>
           <w:rPr>
             <w:rFonts w:ascii="Arial" w:cs="Arial" w:eastAsia="Arial" w:hAnsi="Arial"/>
@@ -1835,7 +1888,7 @@
         </w:rPr>
         <w:t xml:space="preserve">). To view a copy of this license, visit </w:t>
       </w:r>
-      <w:hyperlink w:history="1" r:id="rIde7yu8mensv2jexqqnj75s">
+      <w:hyperlink w:history="1" r:id="rIdvwigemlgxplxft7ra9hof">
         <w:r>
           <w:rPr>
             <w:rFonts w:ascii="Arial" w:cs="Arial" w:eastAsia="Arial" w:hAnsi="Arial"/>

--- a/data/outputs/v2/General_Science/SS1.7_Microorganisms/General_Science_Microorganisms_SummaryTable.docx
+++ b/data/outputs/v2/General_Science/SS1.7_Microorganisms/General_Science_Microorganisms_SummaryTable.docx
@@ -1848,7 +1848,7 @@
         </w:rPr>
         <w:t xml:space="preserve">© 2026 SeaVuria and ARES. This work is licensed under a </w:t>
       </w:r>
-      <w:hyperlink w:history="1" r:id="rId-w1nef0xkws3h4krkyo9m">
+      <w:hyperlink w:history="1" r:id="rIdjk6yigyhfwfkrc23tf7jm">
         <w:r>
           <w:rPr>
             <w:rFonts w:ascii="Arial" w:cs="Arial" w:eastAsia="Arial" w:hAnsi="Arial"/>
@@ -1868,7 +1868,7 @@
         </w:rPr>
         <w:t xml:space="preserve"> (</w:t>
       </w:r>
-      <w:hyperlink w:history="1" r:id="rIdmog-u2k-dbnjii9khfzvi">
+      <w:hyperlink w:history="1" r:id="rIdahk63bjofnja84fnrxwge">
         <w:r>
           <w:rPr>
             <w:rFonts w:ascii="Arial" w:cs="Arial" w:eastAsia="Arial" w:hAnsi="Arial"/>
@@ -1888,7 +1888,7 @@
         </w:rPr>
         <w:t xml:space="preserve">). To view a copy of this license, visit </w:t>
       </w:r>
-      <w:hyperlink w:history="1" r:id="rIdvwigemlgxplxft7ra9hof">
+      <w:hyperlink w:history="1" r:id="rIdoqivaony4ezwy8fcgj_18">
         <w:r>
           <w:rPr>
             <w:rFonts w:ascii="Arial" w:cs="Arial" w:eastAsia="Arial" w:hAnsi="Arial"/>
